--- a/fuentes/CF_01_12350004.docx
+++ b/fuentes/CF_01_12350004.docx
@@ -1383,180 +1383,6 @@
         </w:p>
         <w:p>
           <w:pPr>
-            <w:pStyle w:val="TDC3"/>
-            <w:tabs>
-              <w:tab w:val="left" w:pos="880"/>
-              <w:tab w:val="right" w:leader="dot" w:pos="9962"/>
-            </w:tabs>
-            <w:rPr>
-              <w:rFonts w:asciiTheme="minorHAnsi" w:eastAsiaTheme="minorEastAsia" w:hAnsiTheme="minorHAnsi" w:cstheme="minorBidi"/>
-              <w:noProof/>
-            </w:rPr>
-          </w:pPr>
-          <w:hyperlink w:anchor="_Toc200803779" w:history="1">
-            <w:r>
-              <w:rPr>
-                <w:rStyle w:val="Hipervnculo"/>
-                <w:rFonts w:ascii="Symbol" w:hAnsi="Symbol"/>
-                <w:noProof/>
-              </w:rPr>
-              <w:t></w:t>
-            </w:r>
-            <w:r>
-              <w:rPr>
-                <w:rFonts w:asciiTheme="minorHAnsi" w:eastAsiaTheme="minorEastAsia" w:hAnsiTheme="minorHAnsi" w:cstheme="minorBidi"/>
-                <w:noProof/>
-              </w:rPr>
-              <w:tab/>
-            </w:r>
-            <w:r>
-              <w:rPr>
-                <w:rStyle w:val="Hipervnculo"/>
-                <w:b/>
-                <w:noProof/>
-              </w:rPr>
-              <w:t>Beneficios del análisis financiero</w:t>
-            </w:r>
-            <w:r>
-              <w:rPr>
-                <w:noProof/>
-                <w:webHidden/>
-              </w:rPr>
-              <w:tab/>
-            </w:r>
-            <w:r>
-              <w:rPr>
-                <w:noProof/>
-                <w:webHidden/>
-              </w:rPr>
-              <w:fldChar w:fldCharType="begin"/>
-            </w:r>
-            <w:r>
-              <w:rPr>
-                <w:noProof/>
-                <w:webHidden/>
-              </w:rPr>
-              <w:instrText xml:space="preserve"> PAGEREF _Toc200803779 \h </w:instrText>
-            </w:r>
-            <w:r>
-              <w:rPr>
-                <w:noProof/>
-                <w:webHidden/>
-              </w:rPr>
-            </w:r>
-            <w:r>
-              <w:rPr>
-                <w:noProof/>
-                <w:webHidden/>
-              </w:rPr>
-              <w:fldChar w:fldCharType="separate"/>
-            </w:r>
-            <w:r>
-              <w:rPr>
-                <w:noProof/>
-                <w:webHidden/>
-              </w:rPr>
-              <w:t>6</w:t>
-            </w:r>
-            <w:r>
-              <w:rPr>
-                <w:noProof/>
-                <w:webHidden/>
-              </w:rPr>
-              <w:fldChar w:fldCharType="end"/>
-            </w:r>
-          </w:hyperlink>
-        </w:p>
-        <w:p>
-          <w:pPr>
-            <w:pStyle w:val="TDC3"/>
-            <w:tabs>
-              <w:tab w:val="left" w:pos="880"/>
-              <w:tab w:val="right" w:leader="dot" w:pos="9962"/>
-            </w:tabs>
-            <w:rPr>
-              <w:rFonts w:asciiTheme="minorHAnsi" w:eastAsiaTheme="minorEastAsia" w:hAnsiTheme="minorHAnsi" w:cstheme="minorBidi"/>
-              <w:noProof/>
-            </w:rPr>
-          </w:pPr>
-          <w:hyperlink w:anchor="_Toc200803780" w:history="1">
-            <w:r>
-              <w:rPr>
-                <w:rStyle w:val="Hipervnculo"/>
-                <w:rFonts w:ascii="Symbol" w:hAnsi="Symbol"/>
-                <w:bCs/>
-                <w:noProof/>
-              </w:rPr>
-              <w:t></w:t>
-            </w:r>
-            <w:r>
-              <w:rPr>
-                <w:rFonts w:asciiTheme="minorHAnsi" w:eastAsiaTheme="minorEastAsia" w:hAnsiTheme="minorHAnsi" w:cstheme="minorBidi"/>
-                <w:noProof/>
-              </w:rPr>
-              <w:tab/>
-            </w:r>
-            <w:r>
-              <w:rPr>
-                <w:rStyle w:val="Hipervnculo"/>
-                <w:b/>
-                <w:bCs/>
-                <w:noProof/>
-              </w:rPr>
-              <w:t>Limitaciones del análisis financiero</w:t>
-            </w:r>
-            <w:r>
-              <w:rPr>
-                <w:noProof/>
-                <w:webHidden/>
-              </w:rPr>
-              <w:tab/>
-            </w:r>
-            <w:r>
-              <w:rPr>
-                <w:noProof/>
-                <w:webHidden/>
-              </w:rPr>
-              <w:fldChar w:fldCharType="begin"/>
-            </w:r>
-            <w:r>
-              <w:rPr>
-                <w:noProof/>
-                <w:webHidden/>
-              </w:rPr>
-              <w:instrText xml:space="preserve"> PAGEREF _Toc200803780 \h </w:instrText>
-            </w:r>
-            <w:r>
-              <w:rPr>
-                <w:noProof/>
-                <w:webHidden/>
-              </w:rPr>
-            </w:r>
-            <w:r>
-              <w:rPr>
-                <w:noProof/>
-                <w:webHidden/>
-              </w:rPr>
-              <w:fldChar w:fldCharType="separate"/>
-            </w:r>
-            <w:r>
-              <w:rPr>
-                <w:noProof/>
-                <w:webHidden/>
-              </w:rPr>
-              <w:t>7</w:t>
-            </w:r>
-            <w:r>
-              <w:rPr>
-                <w:noProof/>
-                <w:webHidden/>
-              </w:rPr>
-              <w:fldChar w:fldCharType="end"/>
-            </w:r>
-          </w:hyperlink>
-        </w:p>
-        <w:p>
-          <w:pPr>
             <w:pStyle w:val="TDC1"/>
             <w:tabs>
               <w:tab w:val="right" w:leader="dot" w:pos="9962"/>
@@ -1628,178 +1454,6 @@
         </w:p>
         <w:p>
           <w:pPr>
-            <w:pStyle w:val="TDC3"/>
-            <w:tabs>
-              <w:tab w:val="left" w:pos="880"/>
-              <w:tab w:val="right" w:leader="dot" w:pos="9962"/>
-            </w:tabs>
-            <w:rPr>
-              <w:rFonts w:asciiTheme="minorHAnsi" w:eastAsiaTheme="minorEastAsia" w:hAnsiTheme="minorHAnsi" w:cstheme="minorBidi"/>
-              <w:noProof/>
-            </w:rPr>
-          </w:pPr>
-          <w:hyperlink w:anchor="_Toc200803782" w:history="1">
-            <w:r>
-              <w:rPr>
-                <w:rStyle w:val="Hipervnculo"/>
-                <w:rFonts w:ascii="Symbol" w:hAnsi="Symbol"/>
-                <w:noProof/>
-              </w:rPr>
-              <w:t></w:t>
-            </w:r>
-            <w:r>
-              <w:rPr>
-                <w:rFonts w:asciiTheme="minorHAnsi" w:eastAsiaTheme="minorEastAsia" w:hAnsiTheme="minorHAnsi" w:cstheme="minorBidi"/>
-                <w:noProof/>
-              </w:rPr>
-              <w:tab/>
-            </w:r>
-            <w:r>
-              <w:rPr>
-                <w:rStyle w:val="Hipervnculo"/>
-                <w:b/>
-                <w:noProof/>
-              </w:rPr>
-              <w:t>Usuarios internos del análisis financiero</w:t>
-            </w:r>
-            <w:r>
-              <w:rPr>
-                <w:noProof/>
-                <w:webHidden/>
-              </w:rPr>
-              <w:tab/>
-            </w:r>
-            <w:r>
-              <w:rPr>
-                <w:noProof/>
-                <w:webHidden/>
-              </w:rPr>
-              <w:fldChar w:fldCharType="begin"/>
-            </w:r>
-            <w:r>
-              <w:rPr>
-                <w:noProof/>
-                <w:webHidden/>
-              </w:rPr>
-              <w:instrText xml:space="preserve"> PAGEREF _Toc200803782 \h </w:instrText>
-            </w:r>
-            <w:r>
-              <w:rPr>
-                <w:noProof/>
-                <w:webHidden/>
-              </w:rPr>
-            </w:r>
-            <w:r>
-              <w:rPr>
-                <w:noProof/>
-                <w:webHidden/>
-              </w:rPr>
-              <w:fldChar w:fldCharType="separate"/>
-            </w:r>
-            <w:r>
-              <w:rPr>
-                <w:noProof/>
-                <w:webHidden/>
-              </w:rPr>
-              <w:t>8</w:t>
-            </w:r>
-            <w:r>
-              <w:rPr>
-                <w:noProof/>
-                <w:webHidden/>
-              </w:rPr>
-              <w:fldChar w:fldCharType="end"/>
-            </w:r>
-          </w:hyperlink>
-        </w:p>
-        <w:p>
-          <w:pPr>
-            <w:pStyle w:val="TDC3"/>
-            <w:tabs>
-              <w:tab w:val="left" w:pos="880"/>
-              <w:tab w:val="right" w:leader="dot" w:pos="9962"/>
-            </w:tabs>
-            <w:rPr>
-              <w:rFonts w:asciiTheme="minorHAnsi" w:eastAsiaTheme="minorEastAsia" w:hAnsiTheme="minorHAnsi" w:cstheme="minorBidi"/>
-              <w:noProof/>
-            </w:rPr>
-          </w:pPr>
-          <w:hyperlink w:anchor="_Toc200803783" w:history="1">
-            <w:r>
-              <w:rPr>
-                <w:rStyle w:val="Hipervnculo"/>
-                <w:rFonts w:ascii="Symbol" w:hAnsi="Symbol"/>
-                <w:noProof/>
-              </w:rPr>
-              <w:t></w:t>
-            </w:r>
-            <w:r>
-              <w:rPr>
-                <w:rFonts w:asciiTheme="minorHAnsi" w:eastAsiaTheme="minorEastAsia" w:hAnsiTheme="minorHAnsi" w:cstheme="minorBidi"/>
-                <w:noProof/>
-              </w:rPr>
-              <w:tab/>
-            </w:r>
-            <w:r>
-              <w:rPr>
-                <w:rStyle w:val="Hipervnculo"/>
-                <w:b/>
-                <w:noProof/>
-              </w:rPr>
-              <w:t>Usuarios externos del análisis financiero</w:t>
-            </w:r>
-            <w:r>
-              <w:rPr>
-                <w:noProof/>
-                <w:webHidden/>
-              </w:rPr>
-              <w:tab/>
-            </w:r>
-            <w:r>
-              <w:rPr>
-                <w:noProof/>
-                <w:webHidden/>
-              </w:rPr>
-              <w:fldChar w:fldCharType="begin"/>
-            </w:r>
-            <w:r>
-              <w:rPr>
-                <w:noProof/>
-                <w:webHidden/>
-              </w:rPr>
-              <w:instrText xml:space="preserve"> PAGEREF _Toc200803783 \h </w:instrText>
-            </w:r>
-            <w:r>
-              <w:rPr>
-                <w:noProof/>
-                <w:webHidden/>
-              </w:rPr>
-            </w:r>
-            <w:r>
-              <w:rPr>
-                <w:noProof/>
-                <w:webHidden/>
-              </w:rPr>
-              <w:fldChar w:fldCharType="separate"/>
-            </w:r>
-            <w:r>
-              <w:rPr>
-                <w:noProof/>
-                <w:webHidden/>
-              </w:rPr>
-              <w:t>9</w:t>
-            </w:r>
-            <w:r>
-              <w:rPr>
-                <w:noProof/>
-                <w:webHidden/>
-              </w:rPr>
-              <w:fldChar w:fldCharType="end"/>
-            </w:r>
-          </w:hyperlink>
-        </w:p>
-        <w:p>
-          <w:pPr>
             <w:pStyle w:val="TDC2"/>
             <w:rPr>
               <w:rFonts w:asciiTheme="minorHAnsi" w:eastAsiaTheme="minorEastAsia" w:hAnsiTheme="minorHAnsi" w:cstheme="minorBidi"/>
@@ -1851,350 +1505,6 @@
             </w:r>
             <w:r>
               <w:rPr>
-                <w:webHidden/>
-              </w:rPr>
-              <w:fldChar w:fldCharType="end"/>
-            </w:r>
-          </w:hyperlink>
-        </w:p>
-        <w:p>
-          <w:pPr>
-            <w:pStyle w:val="TDC3"/>
-            <w:tabs>
-              <w:tab w:val="left" w:pos="880"/>
-              <w:tab w:val="right" w:leader="dot" w:pos="9962"/>
-            </w:tabs>
-            <w:rPr>
-              <w:rFonts w:asciiTheme="minorHAnsi" w:eastAsiaTheme="minorEastAsia" w:hAnsiTheme="minorHAnsi" w:cstheme="minorBidi"/>
-              <w:noProof/>
-            </w:rPr>
-          </w:pPr>
-          <w:hyperlink w:anchor="_Toc200803785" w:history="1">
-            <w:r>
-              <w:rPr>
-                <w:rStyle w:val="Hipervnculo"/>
-                <w:rFonts w:ascii="Symbol" w:hAnsi="Symbol"/>
-                <w:noProof/>
-              </w:rPr>
-              <w:t></w:t>
-            </w:r>
-            <w:r>
-              <w:rPr>
-                <w:rFonts w:asciiTheme="minorHAnsi" w:eastAsiaTheme="minorEastAsia" w:hAnsiTheme="minorHAnsi" w:cstheme="minorBidi"/>
-                <w:noProof/>
-              </w:rPr>
-              <w:tab/>
-            </w:r>
-            <w:r>
-              <w:rPr>
-                <w:rStyle w:val="Hipervnculo"/>
-                <w:b/>
-                <w:noProof/>
-              </w:rPr>
-              <w:t>Evaluación de la rentabilidad y sostenibilidad</w:t>
-            </w:r>
-            <w:r>
-              <w:rPr>
-                <w:noProof/>
-                <w:webHidden/>
-              </w:rPr>
-              <w:tab/>
-            </w:r>
-            <w:r>
-              <w:rPr>
-                <w:noProof/>
-                <w:webHidden/>
-              </w:rPr>
-              <w:fldChar w:fldCharType="begin"/>
-            </w:r>
-            <w:r>
-              <w:rPr>
-                <w:noProof/>
-                <w:webHidden/>
-              </w:rPr>
-              <w:instrText xml:space="preserve"> PAGEREF _Toc200803785 \h </w:instrText>
-            </w:r>
-            <w:r>
-              <w:rPr>
-                <w:noProof/>
-                <w:webHidden/>
-              </w:rPr>
-            </w:r>
-            <w:r>
-              <w:rPr>
-                <w:noProof/>
-                <w:webHidden/>
-              </w:rPr>
-              <w:fldChar w:fldCharType="separate"/>
-            </w:r>
-            <w:r>
-              <w:rPr>
-                <w:noProof/>
-                <w:webHidden/>
-              </w:rPr>
-              <w:t>10</w:t>
-            </w:r>
-            <w:r>
-              <w:rPr>
-                <w:noProof/>
-                <w:webHidden/>
-              </w:rPr>
-              <w:fldChar w:fldCharType="end"/>
-            </w:r>
-          </w:hyperlink>
-        </w:p>
-        <w:p>
-          <w:pPr>
-            <w:pStyle w:val="TDC3"/>
-            <w:tabs>
-              <w:tab w:val="left" w:pos="880"/>
-              <w:tab w:val="right" w:leader="dot" w:pos="9962"/>
-            </w:tabs>
-            <w:rPr>
-              <w:rFonts w:asciiTheme="minorHAnsi" w:eastAsiaTheme="minorEastAsia" w:hAnsiTheme="minorHAnsi" w:cstheme="minorBidi"/>
-              <w:noProof/>
-            </w:rPr>
-          </w:pPr>
-          <w:hyperlink w:anchor="_Toc200803786" w:history="1">
-            <w:r>
-              <w:rPr>
-                <w:rStyle w:val="Hipervnculo"/>
-                <w:rFonts w:ascii="Symbol" w:hAnsi="Symbol"/>
-                <w:noProof/>
-              </w:rPr>
-              <w:t></w:t>
-            </w:r>
-            <w:r>
-              <w:rPr>
-                <w:rFonts w:asciiTheme="minorHAnsi" w:eastAsiaTheme="minorEastAsia" w:hAnsiTheme="minorHAnsi" w:cstheme="minorBidi"/>
-                <w:noProof/>
-              </w:rPr>
-              <w:tab/>
-            </w:r>
-            <w:r>
-              <w:rPr>
-                <w:rStyle w:val="Hipervnculo"/>
-                <w:b/>
-                <w:noProof/>
-              </w:rPr>
-              <w:t>Gestión del riesgo financiero</w:t>
-            </w:r>
-            <w:r>
-              <w:rPr>
-                <w:noProof/>
-                <w:webHidden/>
-              </w:rPr>
-              <w:tab/>
-            </w:r>
-            <w:r>
-              <w:rPr>
-                <w:noProof/>
-                <w:webHidden/>
-              </w:rPr>
-              <w:fldChar w:fldCharType="begin"/>
-            </w:r>
-            <w:r>
-              <w:rPr>
-                <w:noProof/>
-                <w:webHidden/>
-              </w:rPr>
-              <w:instrText xml:space="preserve"> PAGEREF _Toc200803786 \h </w:instrText>
-            </w:r>
-            <w:r>
-              <w:rPr>
-                <w:noProof/>
-                <w:webHidden/>
-              </w:rPr>
-            </w:r>
-            <w:r>
-              <w:rPr>
-                <w:noProof/>
-                <w:webHidden/>
-              </w:rPr>
-              <w:fldChar w:fldCharType="separate"/>
-            </w:r>
-            <w:r>
-              <w:rPr>
-                <w:noProof/>
-                <w:webHidden/>
-              </w:rPr>
-              <w:t>10</w:t>
-            </w:r>
-            <w:r>
-              <w:rPr>
-                <w:noProof/>
-                <w:webHidden/>
-              </w:rPr>
-              <w:fldChar w:fldCharType="end"/>
-            </w:r>
-          </w:hyperlink>
-        </w:p>
-        <w:p>
-          <w:pPr>
-            <w:pStyle w:val="TDC3"/>
-            <w:tabs>
-              <w:tab w:val="left" w:pos="880"/>
-              <w:tab w:val="right" w:leader="dot" w:pos="9962"/>
-            </w:tabs>
-            <w:rPr>
-              <w:rFonts w:asciiTheme="minorHAnsi" w:eastAsiaTheme="minorEastAsia" w:hAnsiTheme="minorHAnsi" w:cstheme="minorBidi"/>
-              <w:noProof/>
-            </w:rPr>
-          </w:pPr>
-          <w:hyperlink w:anchor="_Toc200803787" w:history="1">
-            <w:r>
-              <w:rPr>
-                <w:rStyle w:val="Hipervnculo"/>
-                <w:rFonts w:ascii="Symbol" w:hAnsi="Symbol"/>
-                <w:noProof/>
-              </w:rPr>
-              <w:t></w:t>
-            </w:r>
-            <w:r>
-              <w:rPr>
-                <w:rFonts w:asciiTheme="minorHAnsi" w:eastAsiaTheme="minorEastAsia" w:hAnsiTheme="minorHAnsi" w:cstheme="minorBidi"/>
-                <w:noProof/>
-              </w:rPr>
-              <w:tab/>
-            </w:r>
-            <w:r>
-              <w:rPr>
-                <w:rStyle w:val="Hipervnculo"/>
-                <w:b/>
-                <w:noProof/>
-              </w:rPr>
-              <w:t>Optimización del uso de los recursos</w:t>
-            </w:r>
-            <w:r>
-              <w:rPr>
-                <w:noProof/>
-                <w:webHidden/>
-              </w:rPr>
-              <w:tab/>
-            </w:r>
-            <w:r>
-              <w:rPr>
-                <w:noProof/>
-                <w:webHidden/>
-              </w:rPr>
-              <w:fldChar w:fldCharType="begin"/>
-            </w:r>
-            <w:r>
-              <w:rPr>
-                <w:noProof/>
-                <w:webHidden/>
-              </w:rPr>
-              <w:instrText xml:space="preserve"> PAGEREF _Toc200803787 \h </w:instrText>
-            </w:r>
-            <w:r>
-              <w:rPr>
-                <w:noProof/>
-                <w:webHidden/>
-              </w:rPr>
-            </w:r>
-            <w:r>
-              <w:rPr>
-                <w:noProof/>
-                <w:webHidden/>
-              </w:rPr>
-              <w:fldChar w:fldCharType="separate"/>
-            </w:r>
-            <w:r>
-              <w:rPr>
-                <w:noProof/>
-                <w:webHidden/>
-              </w:rPr>
-              <w:t>11</w:t>
-            </w:r>
-            <w:r>
-              <w:rPr>
-                <w:noProof/>
-                <w:webHidden/>
-              </w:rPr>
-              <w:fldChar w:fldCharType="end"/>
-            </w:r>
-          </w:hyperlink>
-        </w:p>
-        <w:p>
-          <w:pPr>
-            <w:pStyle w:val="TDC3"/>
-            <w:tabs>
-              <w:tab w:val="left" w:pos="880"/>
-              <w:tab w:val="right" w:leader="dot" w:pos="9962"/>
-            </w:tabs>
-            <w:rPr>
-              <w:rFonts w:asciiTheme="minorHAnsi" w:eastAsiaTheme="minorEastAsia" w:hAnsiTheme="minorHAnsi" w:cstheme="minorBidi"/>
-              <w:noProof/>
-            </w:rPr>
-          </w:pPr>
-          <w:hyperlink w:anchor="_Toc200803788" w:history="1">
-            <w:r>
-              <w:rPr>
-                <w:rStyle w:val="Hipervnculo"/>
-                <w:rFonts w:ascii="Symbol" w:hAnsi="Symbol"/>
-                <w:noProof/>
-              </w:rPr>
-              <w:t></w:t>
-            </w:r>
-            <w:r>
-              <w:rPr>
-                <w:rFonts w:asciiTheme="minorHAnsi" w:eastAsiaTheme="minorEastAsia" w:hAnsiTheme="minorHAnsi" w:cstheme="minorBidi"/>
-                <w:noProof/>
-              </w:rPr>
-              <w:tab/>
-            </w:r>
-            <w:r>
-              <w:rPr>
-                <w:rStyle w:val="Hipervnculo"/>
-                <w:b/>
-                <w:noProof/>
-              </w:rPr>
-              <w:t>Medición del desempeño financiero</w:t>
-            </w:r>
-            <w:r>
-              <w:rPr>
-                <w:noProof/>
-                <w:webHidden/>
-              </w:rPr>
-              <w:tab/>
-            </w:r>
-            <w:r>
-              <w:rPr>
-                <w:noProof/>
-                <w:webHidden/>
-              </w:rPr>
-              <w:fldChar w:fldCharType="begin"/>
-            </w:r>
-            <w:r>
-              <w:rPr>
-                <w:noProof/>
-                <w:webHidden/>
-              </w:rPr>
-              <w:instrText xml:space="preserve"> PAGEREF _Toc200803788 \h </w:instrText>
-            </w:r>
-            <w:r>
-              <w:rPr>
-                <w:noProof/>
-                <w:webHidden/>
-              </w:rPr>
-            </w:r>
-            <w:r>
-              <w:rPr>
-                <w:noProof/>
-                <w:webHidden/>
-              </w:rPr>
-              <w:fldChar w:fldCharType="separate"/>
-            </w:r>
-            <w:r>
-              <w:rPr>
-                <w:noProof/>
-                <w:webHidden/>
-              </w:rPr>
-              <w:t>11</w:t>
-            </w:r>
-            <w:r>
-              <w:rPr>
-                <w:noProof/>
                 <w:webHidden/>
               </w:rPr>
               <w:fldChar w:fldCharType="end"/>
@@ -2594,92 +1904,6 @@
         </w:p>
         <w:p>
           <w:pPr>
-            <w:pStyle w:val="TDC3"/>
-            <w:tabs>
-              <w:tab w:val="left" w:pos="880"/>
-              <w:tab w:val="right" w:leader="dot" w:pos="9962"/>
-            </w:tabs>
-            <w:rPr>
-              <w:rFonts w:asciiTheme="minorHAnsi" w:eastAsiaTheme="minorEastAsia" w:hAnsiTheme="minorHAnsi" w:cstheme="minorBidi"/>
-              <w:noProof/>
-            </w:rPr>
-          </w:pPr>
-          <w:hyperlink w:anchor="_Toc200803795" w:history="1">
-            <w:r>
-              <w:rPr>
-                <w:rStyle w:val="Hipervnculo"/>
-                <w:rFonts w:ascii="Symbol" w:hAnsi="Symbol"/>
-                <w:noProof/>
-              </w:rPr>
-              <w:t></w:t>
-            </w:r>
-            <w:r>
-              <w:rPr>
-                <w:rFonts w:asciiTheme="minorHAnsi" w:eastAsiaTheme="minorEastAsia" w:hAnsiTheme="minorHAnsi" w:cstheme="minorBidi"/>
-                <w:noProof/>
-              </w:rPr>
-              <w:tab/>
-            </w:r>
-            <w:r>
-              <w:rPr>
-                <w:rStyle w:val="Hipervnculo"/>
-                <w:b/>
-                <w:noProof/>
-              </w:rPr>
-              <w:t>Relación entre los elementos contables</w:t>
-            </w:r>
-            <w:r>
-              <w:rPr>
-                <w:noProof/>
-                <w:webHidden/>
-              </w:rPr>
-              <w:tab/>
-            </w:r>
-            <w:r>
-              <w:rPr>
-                <w:noProof/>
-                <w:webHidden/>
-              </w:rPr>
-              <w:fldChar w:fldCharType="begin"/>
-            </w:r>
-            <w:r>
-              <w:rPr>
-                <w:noProof/>
-                <w:webHidden/>
-              </w:rPr>
-              <w:instrText xml:space="preserve"> PAGEREF _Toc200803795 \h </w:instrText>
-            </w:r>
-            <w:r>
-              <w:rPr>
-                <w:noProof/>
-                <w:webHidden/>
-              </w:rPr>
-            </w:r>
-            <w:r>
-              <w:rPr>
-                <w:noProof/>
-                <w:webHidden/>
-              </w:rPr>
-              <w:fldChar w:fldCharType="separate"/>
-            </w:r>
-            <w:r>
-              <w:rPr>
-                <w:noProof/>
-                <w:webHidden/>
-              </w:rPr>
-              <w:t>16</w:t>
-            </w:r>
-            <w:r>
-              <w:rPr>
-                <w:noProof/>
-                <w:webHidden/>
-              </w:rPr>
-              <w:fldChar w:fldCharType="end"/>
-            </w:r>
-          </w:hyperlink>
-        </w:p>
-        <w:p>
-          <w:pPr>
             <w:pStyle w:val="TDC2"/>
             <w:rPr>
               <w:rFonts w:asciiTheme="minorHAnsi" w:eastAsiaTheme="minorEastAsia" w:hAnsiTheme="minorHAnsi" w:cstheme="minorBidi"/>
@@ -2731,334 +1955,6 @@
             </w:r>
             <w:r>
               <w:rPr>
-                <w:webHidden/>
-              </w:rPr>
-              <w:fldChar w:fldCharType="end"/>
-            </w:r>
-          </w:hyperlink>
-        </w:p>
-        <w:p>
-          <w:pPr>
-            <w:pStyle w:val="TDC3"/>
-            <w:tabs>
-              <w:tab w:val="left" w:pos="880"/>
-              <w:tab w:val="right" w:leader="dot" w:pos="9962"/>
-            </w:tabs>
-            <w:rPr>
-              <w:rFonts w:asciiTheme="minorHAnsi" w:eastAsiaTheme="minorEastAsia" w:hAnsiTheme="minorHAnsi" w:cstheme="minorBidi"/>
-              <w:noProof/>
-            </w:rPr>
-          </w:pPr>
-          <w:hyperlink w:anchor="_Toc200803797" w:history="1">
-            <w:r>
-              <w:rPr>
-                <w:rStyle w:val="Hipervnculo"/>
-                <w:rFonts w:ascii="Symbol" w:hAnsi="Symbol"/>
-                <w:noProof/>
-              </w:rPr>
-              <w:t></w:t>
-            </w:r>
-            <w:r>
-              <w:rPr>
-                <w:rFonts w:asciiTheme="minorHAnsi" w:eastAsiaTheme="minorEastAsia" w:hAnsiTheme="minorHAnsi" w:cstheme="minorBidi"/>
-                <w:noProof/>
-              </w:rPr>
-              <w:tab/>
-            </w:r>
-            <w:r>
-              <w:rPr>
-                <w:rStyle w:val="Hipervnculo"/>
-                <w:b/>
-                <w:noProof/>
-              </w:rPr>
-              <w:t>Definición de los estados financieros principales</w:t>
-            </w:r>
-            <w:r>
-              <w:rPr>
-                <w:noProof/>
-                <w:webHidden/>
-              </w:rPr>
-              <w:tab/>
-            </w:r>
-            <w:r>
-              <w:rPr>
-                <w:noProof/>
-                <w:webHidden/>
-              </w:rPr>
-              <w:fldChar w:fldCharType="begin"/>
-            </w:r>
-            <w:r>
-              <w:rPr>
-                <w:noProof/>
-                <w:webHidden/>
-              </w:rPr>
-              <w:instrText xml:space="preserve"> PAGEREF _Toc200803797 \h </w:instrText>
-            </w:r>
-            <w:r>
-              <w:rPr>
-                <w:noProof/>
-                <w:webHidden/>
-              </w:rPr>
-            </w:r>
-            <w:r>
-              <w:rPr>
-                <w:noProof/>
-                <w:webHidden/>
-              </w:rPr>
-              <w:fldChar w:fldCharType="separate"/>
-            </w:r>
-            <w:r>
-              <w:rPr>
-                <w:noProof/>
-                <w:webHidden/>
-              </w:rPr>
-              <w:t>17</w:t>
-            </w:r>
-            <w:r>
-              <w:rPr>
-                <w:noProof/>
-                <w:webHidden/>
-              </w:rPr>
-              <w:fldChar w:fldCharType="end"/>
-            </w:r>
-          </w:hyperlink>
-        </w:p>
-        <w:p>
-          <w:pPr>
-            <w:pStyle w:val="TDC3"/>
-            <w:tabs>
-              <w:tab w:val="right" w:leader="dot" w:pos="9962"/>
-            </w:tabs>
-            <w:rPr>
-              <w:rFonts w:asciiTheme="minorHAnsi" w:eastAsiaTheme="minorEastAsia" w:hAnsiTheme="minorHAnsi" w:cstheme="minorBidi"/>
-              <w:noProof/>
-            </w:rPr>
-          </w:pPr>
-          <w:hyperlink w:anchor="_Toc200803798" w:history="1">
-            <w:r>
-              <w:rPr>
-                <w:rStyle w:val="Hipervnculo"/>
-                <w:b/>
-                <w:bCs/>
-                <w:noProof/>
-              </w:rPr>
-              <w:t>A.</w:t>
-            </w:r>
-            <w:r>
-              <w:rPr>
-                <w:rStyle w:val="Hipervnculo"/>
-                <w:noProof/>
-              </w:rPr>
-              <w:t xml:space="preserve"> </w:t>
-            </w:r>
-            <w:r>
-              <w:rPr>
-                <w:rStyle w:val="Hipervnculo"/>
-                <w:b/>
-                <w:noProof/>
-              </w:rPr>
-              <w:t>Estado de situación financiera (balance general)</w:t>
-            </w:r>
-            <w:r>
-              <w:rPr>
-                <w:noProof/>
-                <w:webHidden/>
-              </w:rPr>
-              <w:tab/>
-            </w:r>
-            <w:r>
-              <w:rPr>
-                <w:noProof/>
-                <w:webHidden/>
-              </w:rPr>
-              <w:fldChar w:fldCharType="begin"/>
-            </w:r>
-            <w:r>
-              <w:rPr>
-                <w:noProof/>
-                <w:webHidden/>
-              </w:rPr>
-              <w:instrText xml:space="preserve"> PAGEREF _Toc200803798 \h </w:instrText>
-            </w:r>
-            <w:r>
-              <w:rPr>
-                <w:noProof/>
-                <w:webHidden/>
-              </w:rPr>
-            </w:r>
-            <w:r>
-              <w:rPr>
-                <w:noProof/>
-                <w:webHidden/>
-              </w:rPr>
-              <w:fldChar w:fldCharType="separate"/>
-            </w:r>
-            <w:r>
-              <w:rPr>
-                <w:noProof/>
-                <w:webHidden/>
-              </w:rPr>
-              <w:t>17</w:t>
-            </w:r>
-            <w:r>
-              <w:rPr>
-                <w:noProof/>
-                <w:webHidden/>
-              </w:rPr>
-              <w:fldChar w:fldCharType="end"/>
-            </w:r>
-          </w:hyperlink>
-        </w:p>
-        <w:p>
-          <w:pPr>
-            <w:pStyle w:val="TDC3"/>
-            <w:tabs>
-              <w:tab w:val="right" w:leader="dot" w:pos="9962"/>
-            </w:tabs>
-            <w:rPr>
-              <w:rFonts w:asciiTheme="minorHAnsi" w:eastAsiaTheme="minorEastAsia" w:hAnsiTheme="minorHAnsi" w:cstheme="minorBidi"/>
-              <w:noProof/>
-            </w:rPr>
-          </w:pPr>
-          <w:hyperlink w:anchor="_Toc200803799" w:history="1">
-            <w:r>
-              <w:rPr>
-                <w:rStyle w:val="Hipervnculo"/>
-                <w:b/>
-                <w:bCs/>
-                <w:noProof/>
-              </w:rPr>
-              <w:t>B.</w:t>
-            </w:r>
-            <w:r>
-              <w:rPr>
-                <w:rStyle w:val="Hipervnculo"/>
-                <w:noProof/>
-              </w:rPr>
-              <w:t xml:space="preserve"> </w:t>
-            </w:r>
-            <w:r>
-              <w:rPr>
-                <w:rStyle w:val="Hipervnculo"/>
-                <w:b/>
-                <w:noProof/>
-              </w:rPr>
-              <w:t>Estado de resultados (estado de pérdidas y ganancias)</w:t>
-            </w:r>
-            <w:r>
-              <w:rPr>
-                <w:noProof/>
-                <w:webHidden/>
-              </w:rPr>
-              <w:tab/>
-            </w:r>
-            <w:r>
-              <w:rPr>
-                <w:noProof/>
-                <w:webHidden/>
-              </w:rPr>
-              <w:fldChar w:fldCharType="begin"/>
-            </w:r>
-            <w:r>
-              <w:rPr>
-                <w:noProof/>
-                <w:webHidden/>
-              </w:rPr>
-              <w:instrText xml:space="preserve"> PAGEREF _Toc200803799 \h </w:instrText>
-            </w:r>
-            <w:r>
-              <w:rPr>
-                <w:noProof/>
-                <w:webHidden/>
-              </w:rPr>
-            </w:r>
-            <w:r>
-              <w:rPr>
-                <w:noProof/>
-                <w:webHidden/>
-              </w:rPr>
-              <w:fldChar w:fldCharType="separate"/>
-            </w:r>
-            <w:r>
-              <w:rPr>
-                <w:noProof/>
-                <w:webHidden/>
-              </w:rPr>
-              <w:t>18</w:t>
-            </w:r>
-            <w:r>
-              <w:rPr>
-                <w:noProof/>
-                <w:webHidden/>
-              </w:rPr>
-              <w:fldChar w:fldCharType="end"/>
-            </w:r>
-          </w:hyperlink>
-        </w:p>
-        <w:p>
-          <w:pPr>
-            <w:pStyle w:val="TDC3"/>
-            <w:tabs>
-              <w:tab w:val="right" w:leader="dot" w:pos="9962"/>
-            </w:tabs>
-            <w:rPr>
-              <w:rFonts w:asciiTheme="minorHAnsi" w:eastAsiaTheme="minorEastAsia" w:hAnsiTheme="minorHAnsi" w:cstheme="minorBidi"/>
-              <w:noProof/>
-            </w:rPr>
-          </w:pPr>
-          <w:hyperlink w:anchor="_Toc200803800" w:history="1">
-            <w:r>
-              <w:rPr>
-                <w:rStyle w:val="Hipervnculo"/>
-                <w:b/>
-                <w:noProof/>
-              </w:rPr>
-              <w:t>C. Estado de flujo de efectivo</w:t>
-            </w:r>
-            <w:r>
-              <w:rPr>
-                <w:noProof/>
-                <w:webHidden/>
-              </w:rPr>
-              <w:tab/>
-            </w:r>
-            <w:r>
-              <w:rPr>
-                <w:noProof/>
-                <w:webHidden/>
-              </w:rPr>
-              <w:fldChar w:fldCharType="begin"/>
-            </w:r>
-            <w:r>
-              <w:rPr>
-                <w:noProof/>
-                <w:webHidden/>
-              </w:rPr>
-              <w:instrText xml:space="preserve"> PAGEREF _Toc200803800 \h </w:instrText>
-            </w:r>
-            <w:r>
-              <w:rPr>
-                <w:noProof/>
-                <w:webHidden/>
-              </w:rPr>
-            </w:r>
-            <w:r>
-              <w:rPr>
-                <w:noProof/>
-                <w:webHidden/>
-              </w:rPr>
-              <w:fldChar w:fldCharType="separate"/>
-            </w:r>
-            <w:r>
-              <w:rPr>
-                <w:noProof/>
-                <w:webHidden/>
-              </w:rPr>
-              <w:t>18</w:t>
-            </w:r>
-            <w:r>
-              <w:rPr>
-                <w:noProof/>
                 <w:webHidden/>
               </w:rPr>
               <w:fldChar w:fldCharType="end"/>
@@ -3198,77 +2094,6 @@
         </w:p>
         <w:p>
           <w:pPr>
-            <w:pStyle w:val="TDC3"/>
-            <w:tabs>
-              <w:tab w:val="right" w:leader="dot" w:pos="9962"/>
-            </w:tabs>
-            <w:rPr>
-              <w:rFonts w:asciiTheme="minorHAnsi" w:eastAsiaTheme="minorEastAsia" w:hAnsiTheme="minorHAnsi" w:cstheme="minorBidi"/>
-              <w:noProof/>
-            </w:rPr>
-          </w:pPr>
-          <w:hyperlink w:anchor="_Toc200803803" w:history="1">
-            <w:r>
-              <w:rPr>
-                <w:rStyle w:val="Hipervnculo"/>
-                <w:b/>
-                <w:bCs/>
-                <w:noProof/>
-              </w:rPr>
-              <w:t>Ejemplo de cálculo del cambio porcentual:</w:t>
-            </w:r>
-            <w:r>
-              <w:rPr>
-                <w:noProof/>
-                <w:webHidden/>
-              </w:rPr>
-              <w:tab/>
-            </w:r>
-            <w:r>
-              <w:rPr>
-                <w:noProof/>
-                <w:webHidden/>
-              </w:rPr>
-              <w:fldChar w:fldCharType="begin"/>
-            </w:r>
-            <w:r>
-              <w:rPr>
-                <w:noProof/>
-                <w:webHidden/>
-              </w:rPr>
-              <w:instrText xml:space="preserve"> PAGEREF _Toc200803803 \h </w:instrText>
-            </w:r>
-            <w:r>
-              <w:rPr>
-                <w:noProof/>
-                <w:webHidden/>
-              </w:rPr>
-            </w:r>
-            <w:r>
-              <w:rPr>
-                <w:noProof/>
-                <w:webHidden/>
-              </w:rPr>
-              <w:fldChar w:fldCharType="separate"/>
-            </w:r>
-            <w:r>
-              <w:rPr>
-                <w:noProof/>
-                <w:webHidden/>
-              </w:rPr>
-              <w:t>20</w:t>
-            </w:r>
-            <w:r>
-              <w:rPr>
-                <w:noProof/>
-                <w:webHidden/>
-              </w:rPr>
-              <w:fldChar w:fldCharType="end"/>
-            </w:r>
-          </w:hyperlink>
-        </w:p>
-        <w:p>
-          <w:pPr>
             <w:pStyle w:val="TDC2"/>
             <w:rPr>
               <w:rFonts w:asciiTheme="minorHAnsi" w:eastAsiaTheme="minorEastAsia" w:hAnsiTheme="minorHAnsi" w:cstheme="minorBidi"/>
@@ -3319,94 +2144,6 @@
             </w:r>
             <w:r>
               <w:rPr>
-                <w:webHidden/>
-              </w:rPr>
-              <w:fldChar w:fldCharType="end"/>
-            </w:r>
-          </w:hyperlink>
-        </w:p>
-        <w:p>
-          <w:pPr>
-            <w:pStyle w:val="TDC3"/>
-            <w:tabs>
-              <w:tab w:val="left" w:pos="880"/>
-              <w:tab w:val="right" w:leader="dot" w:pos="9962"/>
-            </w:tabs>
-            <w:rPr>
-              <w:rFonts w:asciiTheme="minorHAnsi" w:eastAsiaTheme="minorEastAsia" w:hAnsiTheme="minorHAnsi" w:cstheme="minorBidi"/>
-              <w:noProof/>
-            </w:rPr>
-          </w:pPr>
-          <w:hyperlink w:anchor="_Toc200803805" w:history="1">
-            <w:r>
-              <w:rPr>
-                <w:rStyle w:val="Hipervnculo"/>
-                <w:rFonts w:ascii="Symbol" w:hAnsi="Symbol"/>
-                <w:bCs/>
-                <w:noProof/>
-              </w:rPr>
-              <w:t></w:t>
-            </w:r>
-            <w:r>
-              <w:rPr>
-                <w:rFonts w:asciiTheme="minorHAnsi" w:eastAsiaTheme="minorEastAsia" w:hAnsiTheme="minorHAnsi" w:cstheme="minorBidi"/>
-                <w:noProof/>
-              </w:rPr>
-              <w:tab/>
-            </w:r>
-            <w:r>
-              <w:rPr>
-                <w:rStyle w:val="Hipervnculo"/>
-                <w:b/>
-                <w:bCs/>
-                <w:noProof/>
-              </w:rPr>
-              <w:t>Ejemplo de cálculo del análisis vertical</w:t>
-            </w:r>
-            <w:r>
-              <w:rPr>
-                <w:noProof/>
-                <w:webHidden/>
-              </w:rPr>
-              <w:tab/>
-            </w:r>
-            <w:r>
-              <w:rPr>
-                <w:noProof/>
-                <w:webHidden/>
-              </w:rPr>
-              <w:fldChar w:fldCharType="begin"/>
-            </w:r>
-            <w:r>
-              <w:rPr>
-                <w:noProof/>
-                <w:webHidden/>
-              </w:rPr>
-              <w:instrText xml:space="preserve"> PAGEREF _Toc200803805 \h </w:instrText>
-            </w:r>
-            <w:r>
-              <w:rPr>
-                <w:noProof/>
-                <w:webHidden/>
-              </w:rPr>
-            </w:r>
-            <w:r>
-              <w:rPr>
-                <w:noProof/>
-                <w:webHidden/>
-              </w:rPr>
-              <w:fldChar w:fldCharType="separate"/>
-            </w:r>
-            <w:r>
-              <w:rPr>
-                <w:noProof/>
-                <w:webHidden/>
-              </w:rPr>
-              <w:t>21</w:t>
-            </w:r>
-            <w:r>
-              <w:rPr>
-                <w:noProof/>
                 <w:webHidden/>
               </w:rPr>
               <w:fldChar w:fldCharType="end"/>
@@ -3465,268 +2202,6 @@
             </w:r>
             <w:r>
               <w:rPr>
-                <w:webHidden/>
-              </w:rPr>
-              <w:fldChar w:fldCharType="end"/>
-            </w:r>
-          </w:hyperlink>
-        </w:p>
-        <w:p>
-          <w:pPr>
-            <w:pStyle w:val="TDC3"/>
-            <w:tabs>
-              <w:tab w:val="left" w:pos="880"/>
-              <w:tab w:val="right" w:leader="dot" w:pos="9962"/>
-            </w:tabs>
-            <w:rPr>
-              <w:rFonts w:asciiTheme="minorHAnsi" w:eastAsiaTheme="minorEastAsia" w:hAnsiTheme="minorHAnsi" w:cstheme="minorBidi"/>
-              <w:noProof/>
-            </w:rPr>
-          </w:pPr>
-          <w:hyperlink w:anchor="_Toc200803807" w:history="1">
-            <w:r>
-              <w:rPr>
-                <w:rStyle w:val="Hipervnculo"/>
-                <w:rFonts w:ascii="Symbol" w:hAnsi="Symbol"/>
-                <w:noProof/>
-              </w:rPr>
-              <w:t></w:t>
-            </w:r>
-            <w:r>
-              <w:rPr>
-                <w:rFonts w:asciiTheme="minorHAnsi" w:eastAsiaTheme="minorEastAsia" w:hAnsiTheme="minorHAnsi" w:cstheme="minorBidi"/>
-                <w:noProof/>
-              </w:rPr>
-              <w:tab/>
-            </w:r>
-            <w:r>
-              <w:rPr>
-                <w:rStyle w:val="Hipervnculo"/>
-                <w:b/>
-                <w:noProof/>
-              </w:rPr>
-              <w:t>Importancia del análisis horizontal y vertical en la toma de decisiones</w:t>
-            </w:r>
-            <w:r>
-              <w:rPr>
-                <w:noProof/>
-                <w:webHidden/>
-              </w:rPr>
-              <w:tab/>
-            </w:r>
-            <w:r>
-              <w:rPr>
-                <w:noProof/>
-                <w:webHidden/>
-              </w:rPr>
-              <w:fldChar w:fldCharType="begin"/>
-            </w:r>
-            <w:r>
-              <w:rPr>
-                <w:noProof/>
-                <w:webHidden/>
-              </w:rPr>
-              <w:instrText xml:space="preserve"> PAGEREF _Toc200803807 \h </w:instrText>
-            </w:r>
-            <w:r>
-              <w:rPr>
-                <w:noProof/>
-                <w:webHidden/>
-              </w:rPr>
-            </w:r>
-            <w:r>
-              <w:rPr>
-                <w:noProof/>
-                <w:webHidden/>
-              </w:rPr>
-              <w:fldChar w:fldCharType="separate"/>
-            </w:r>
-            <w:r>
-              <w:rPr>
-                <w:noProof/>
-                <w:webHidden/>
-              </w:rPr>
-              <w:t>23</w:t>
-            </w:r>
-            <w:r>
-              <w:rPr>
-                <w:noProof/>
-                <w:webHidden/>
-              </w:rPr>
-              <w:fldChar w:fldCharType="end"/>
-            </w:r>
-          </w:hyperlink>
-        </w:p>
-        <w:p>
-          <w:pPr>
-            <w:pStyle w:val="TDC3"/>
-            <w:tabs>
-              <w:tab w:val="left" w:pos="880"/>
-              <w:tab w:val="right" w:leader="dot" w:pos="9962"/>
-            </w:tabs>
-            <w:rPr>
-              <w:rFonts w:asciiTheme="minorHAnsi" w:eastAsiaTheme="minorEastAsia" w:hAnsiTheme="minorHAnsi" w:cstheme="minorBidi"/>
-              <w:noProof/>
-            </w:rPr>
-          </w:pPr>
-          <w:hyperlink w:anchor="_Toc200803808" w:history="1">
-            <w:r>
-              <w:rPr>
-                <w:rStyle w:val="Hipervnculo"/>
-                <w:rFonts w:ascii="Symbol" w:eastAsia="Times New Roman" w:hAnsi="Symbol"/>
-                <w:noProof/>
-              </w:rPr>
-              <w:t></w:t>
-            </w:r>
-            <w:r>
-              <w:rPr>
-                <w:rFonts w:asciiTheme="minorHAnsi" w:eastAsiaTheme="minorEastAsia" w:hAnsiTheme="minorHAnsi" w:cstheme="minorBidi"/>
-                <w:noProof/>
-              </w:rPr>
-              <w:tab/>
-            </w:r>
-            <w:r>
-              <w:rPr>
-                <w:rStyle w:val="Hipervnculo"/>
-                <w:rFonts w:eastAsia="Times New Roman"/>
-                <w:b/>
-                <w:bCs/>
-                <w:noProof/>
-              </w:rPr>
-              <w:t>Integración de ambos análisis en el estudio financiero</w:t>
-            </w:r>
-            <w:r>
-              <w:rPr>
-                <w:noProof/>
-                <w:webHidden/>
-              </w:rPr>
-              <w:tab/>
-            </w:r>
-            <w:r>
-              <w:rPr>
-                <w:noProof/>
-                <w:webHidden/>
-              </w:rPr>
-              <w:fldChar w:fldCharType="begin"/>
-            </w:r>
-            <w:r>
-              <w:rPr>
-                <w:noProof/>
-                <w:webHidden/>
-              </w:rPr>
-              <w:instrText xml:space="preserve"> PAGEREF _Toc200803808 \h </w:instrText>
-            </w:r>
-            <w:r>
-              <w:rPr>
-                <w:noProof/>
-                <w:webHidden/>
-              </w:rPr>
-            </w:r>
-            <w:r>
-              <w:rPr>
-                <w:noProof/>
-                <w:webHidden/>
-              </w:rPr>
-              <w:fldChar w:fldCharType="separate"/>
-            </w:r>
-            <w:r>
-              <w:rPr>
-                <w:noProof/>
-                <w:webHidden/>
-              </w:rPr>
-              <w:t>23</w:t>
-            </w:r>
-            <w:r>
-              <w:rPr>
-                <w:noProof/>
-                <w:webHidden/>
-              </w:rPr>
-              <w:fldChar w:fldCharType="end"/>
-            </w:r>
-          </w:hyperlink>
-        </w:p>
-        <w:p>
-          <w:pPr>
-            <w:pStyle w:val="TDC3"/>
-            <w:tabs>
-              <w:tab w:val="left" w:pos="880"/>
-              <w:tab w:val="right" w:leader="dot" w:pos="9962"/>
-            </w:tabs>
-            <w:rPr>
-              <w:rFonts w:asciiTheme="minorHAnsi" w:eastAsiaTheme="minorEastAsia" w:hAnsiTheme="minorHAnsi" w:cstheme="minorBidi"/>
-              <w:noProof/>
-            </w:rPr>
-          </w:pPr>
-          <w:hyperlink w:anchor="_Toc200803809" w:history="1">
-            <w:r>
-              <w:rPr>
-                <w:rStyle w:val="Hipervnculo"/>
-                <w:rFonts w:ascii="Symbol" w:eastAsia="Times New Roman" w:hAnsi="Symbol"/>
-                <w:noProof/>
-              </w:rPr>
-              <w:t></w:t>
-            </w:r>
-            <w:r>
-              <w:rPr>
-                <w:rFonts w:asciiTheme="minorHAnsi" w:eastAsiaTheme="minorEastAsia" w:hAnsiTheme="minorHAnsi" w:cstheme="minorBidi"/>
-                <w:noProof/>
-              </w:rPr>
-              <w:tab/>
-            </w:r>
-            <w:r>
-              <w:rPr>
-                <w:rStyle w:val="Hipervnculo"/>
-                <w:rFonts w:eastAsia="Times New Roman"/>
-                <w:b/>
-                <w:bCs/>
-                <w:noProof/>
-              </w:rPr>
-              <w:t>Impacto en la gestión económica y minimización de riesgos</w:t>
-            </w:r>
-            <w:r>
-              <w:rPr>
-                <w:noProof/>
-                <w:webHidden/>
-              </w:rPr>
-              <w:tab/>
-            </w:r>
-            <w:r>
-              <w:rPr>
-                <w:noProof/>
-                <w:webHidden/>
-              </w:rPr>
-              <w:fldChar w:fldCharType="begin"/>
-            </w:r>
-            <w:r>
-              <w:rPr>
-                <w:noProof/>
-                <w:webHidden/>
-              </w:rPr>
-              <w:instrText xml:space="preserve"> PAGEREF _Toc200803809 \h </w:instrText>
-            </w:r>
-            <w:r>
-              <w:rPr>
-                <w:noProof/>
-                <w:webHidden/>
-              </w:rPr>
-            </w:r>
-            <w:r>
-              <w:rPr>
-                <w:noProof/>
-                <w:webHidden/>
-              </w:rPr>
-              <w:fldChar w:fldCharType="separate"/>
-            </w:r>
-            <w:r>
-              <w:rPr>
-                <w:noProof/>
-                <w:webHidden/>
-              </w:rPr>
-              <w:t>24</w:t>
-            </w:r>
-            <w:r>
-              <w:rPr>
-                <w:noProof/>
                 <w:webHidden/>
               </w:rPr>
               <w:fldChar w:fldCharType="end"/>
@@ -3758,125 +2233,6 @@
         <w:rPr>
           <w:b/>
           <w:color w:val="000000"/>
-        </w:rPr>
-      </w:pPr>
-    </w:p>
-    <w:p>
-      <w:pPr>
-        <w:rPr>
-          <w:b/>
-        </w:rPr>
-      </w:pPr>
-    </w:p>
-    <w:p>
-      <w:pPr>
-        <w:rPr>
-          <w:b/>
-        </w:rPr>
-      </w:pPr>
-    </w:p>
-    <w:p>
-      <w:pPr>
-        <w:rPr>
-          <w:b/>
-        </w:rPr>
-      </w:pPr>
-    </w:p>
-    <w:p>
-      <w:pPr>
-        <w:rPr>
-          <w:b/>
-        </w:rPr>
-      </w:pPr>
-    </w:p>
-    <w:p>
-      <w:pPr>
-        <w:rPr>
-          <w:b/>
-        </w:rPr>
-      </w:pPr>
-    </w:p>
-    <w:p>
-      <w:pPr>
-        <w:rPr>
-          <w:b/>
-        </w:rPr>
-      </w:pPr>
-    </w:p>
-    <w:p>
-      <w:pPr>
-        <w:rPr>
-          <w:b/>
-        </w:rPr>
-      </w:pPr>
-    </w:p>
-    <w:p>
-      <w:pPr>
-        <w:rPr>
-          <w:b/>
-        </w:rPr>
-      </w:pPr>
-    </w:p>
-    <w:p>
-      <w:pPr>
-        <w:rPr>
-          <w:b/>
-        </w:rPr>
-      </w:pPr>
-    </w:p>
-    <w:p>
-      <w:pPr>
-        <w:rPr>
-          <w:b/>
-        </w:rPr>
-      </w:pPr>
-    </w:p>
-    <w:p>
-      <w:pPr>
-        <w:rPr>
-          <w:b/>
-        </w:rPr>
-      </w:pPr>
-    </w:p>
-    <w:p>
-      <w:pPr>
-        <w:rPr>
-          <w:b/>
-        </w:rPr>
-      </w:pPr>
-    </w:p>
-    <w:p>
-      <w:pPr>
-        <w:rPr>
-          <w:b/>
-        </w:rPr>
-      </w:pPr>
-    </w:p>
-    <w:p>
-      <w:pPr>
-        <w:rPr>
-          <w:b/>
-        </w:rPr>
-      </w:pPr>
-    </w:p>
-    <w:p>
-      <w:pPr>
-        <w:rPr>
-          <w:b/>
-        </w:rPr>
-      </w:pPr>
-    </w:p>
-    <w:p>
-      <w:pPr>
-        <w:rPr>
-          <w:b/>
-        </w:rPr>
-      </w:pPr>
-    </w:p>
-    <w:p>
-      <w:pPr>
-        <w:rPr>
-          <w:b/>
         </w:rPr>
       </w:pPr>
     </w:p>
@@ -5295,7 +3651,49 @@
         <w:rPr>
           <w:rStyle w:val="Textoennegrita"/>
         </w:rPr>
-        <w:t>ROE (Return on Equity)</w:t>
+        <w:t>ROE (</w:t>
+      </w:r>
+      <w:proofErr w:type="spellStart"/>
+      <w:r>
+        <w:rPr>
+          <w:rStyle w:val="Textoennegrita"/>
+        </w:rPr>
+        <w:t>Return</w:t>
+      </w:r>
+      <w:proofErr w:type="spellEnd"/>
+      <w:r>
+        <w:rPr>
+          <w:rStyle w:val="Textoennegrita"/>
+        </w:rPr>
+        <w:t xml:space="preserve"> </w:t>
+      </w:r>
+      <w:proofErr w:type="spellStart"/>
+      <w:r>
+        <w:rPr>
+          <w:rStyle w:val="Textoennegrita"/>
+        </w:rPr>
+        <w:t>on</w:t>
+      </w:r>
+      <w:proofErr w:type="spellEnd"/>
+      <w:r>
+        <w:rPr>
+          <w:rStyle w:val="Textoennegrita"/>
+        </w:rPr>
+        <w:t xml:space="preserve"> </w:t>
+      </w:r>
+      <w:proofErr w:type="spellStart"/>
+      <w:r>
+        <w:rPr>
+          <w:rStyle w:val="Textoennegrita"/>
+        </w:rPr>
+        <w:t>Equity</w:t>
+      </w:r>
+      <w:proofErr w:type="spellEnd"/>
+      <w:r>
+        <w:rPr>
+          <w:rStyle w:val="Textoennegrita"/>
+        </w:rPr>
+        <w:t>)</w:t>
       </w:r>
       <w:r>
         <w:t xml:space="preserve">, el </w:t>
@@ -5304,7 +3702,49 @@
         <w:rPr>
           <w:rStyle w:val="Textoennegrita"/>
         </w:rPr>
-        <w:t>ROA (Return on Assets)</w:t>
+        <w:t>ROA (</w:t>
+      </w:r>
+      <w:proofErr w:type="spellStart"/>
+      <w:r>
+        <w:rPr>
+          <w:rStyle w:val="Textoennegrita"/>
+        </w:rPr>
+        <w:t>Return</w:t>
+      </w:r>
+      <w:proofErr w:type="spellEnd"/>
+      <w:r>
+        <w:rPr>
+          <w:rStyle w:val="Textoennegrita"/>
+        </w:rPr>
+        <w:t xml:space="preserve"> </w:t>
+      </w:r>
+      <w:proofErr w:type="spellStart"/>
+      <w:r>
+        <w:rPr>
+          <w:rStyle w:val="Textoennegrita"/>
+        </w:rPr>
+        <w:t>on</w:t>
+      </w:r>
+      <w:proofErr w:type="spellEnd"/>
+      <w:r>
+        <w:rPr>
+          <w:rStyle w:val="Textoennegrita"/>
+        </w:rPr>
+        <w:t xml:space="preserve"> </w:t>
+      </w:r>
+      <w:proofErr w:type="spellStart"/>
+      <w:r>
+        <w:rPr>
+          <w:rStyle w:val="Textoennegrita"/>
+        </w:rPr>
+        <w:t>Assets</w:t>
+      </w:r>
+      <w:proofErr w:type="spellEnd"/>
+      <w:r>
+        <w:rPr>
+          <w:rStyle w:val="Textoennegrita"/>
+        </w:rPr>
+        <w:t>)</w:t>
       </w:r>
       <w:r>
         <w:t xml:space="preserve"> y los márgenes de utilidad, se puede determinar si la empresa está generando beneficios adecuados en relación con sus recursos y estructura de costos.</w:t>
@@ -6473,7 +4913,49 @@
         <w:rPr>
           <w:rStyle w:val="Textoennegrita"/>
         </w:rPr>
-        <w:t>ROE (Return on Equity)</w:t>
+        <w:t>ROE (</w:t>
+      </w:r>
+      <w:proofErr w:type="spellStart"/>
+      <w:r>
+        <w:rPr>
+          <w:rStyle w:val="Textoennegrita"/>
+        </w:rPr>
+        <w:t>Return</w:t>
+      </w:r>
+      <w:proofErr w:type="spellEnd"/>
+      <w:r>
+        <w:rPr>
+          <w:rStyle w:val="Textoennegrita"/>
+        </w:rPr>
+        <w:t xml:space="preserve"> </w:t>
+      </w:r>
+      <w:proofErr w:type="spellStart"/>
+      <w:r>
+        <w:rPr>
+          <w:rStyle w:val="Textoennegrita"/>
+        </w:rPr>
+        <w:t>on</w:t>
+      </w:r>
+      <w:proofErr w:type="spellEnd"/>
+      <w:r>
+        <w:rPr>
+          <w:rStyle w:val="Textoennegrita"/>
+        </w:rPr>
+        <w:t xml:space="preserve"> </w:t>
+      </w:r>
+      <w:proofErr w:type="spellStart"/>
+      <w:r>
+        <w:rPr>
+          <w:rStyle w:val="Textoennegrita"/>
+        </w:rPr>
+        <w:t>Equity</w:t>
+      </w:r>
+      <w:proofErr w:type="spellEnd"/>
+      <w:r>
+        <w:rPr>
+          <w:rStyle w:val="Textoennegrita"/>
+        </w:rPr>
+        <w:t>)</w:t>
       </w:r>
       <w:r>
         <w:t xml:space="preserve"> y el </w:t>
@@ -6482,7 +4964,49 @@
         <w:rPr>
           <w:rStyle w:val="Textoennegrita"/>
         </w:rPr>
-        <w:t>ROA (Return on Assets)</w:t>
+        <w:t>ROA (</w:t>
+      </w:r>
+      <w:proofErr w:type="spellStart"/>
+      <w:r>
+        <w:rPr>
+          <w:rStyle w:val="Textoennegrita"/>
+        </w:rPr>
+        <w:t>Return</w:t>
+      </w:r>
+      <w:proofErr w:type="spellEnd"/>
+      <w:r>
+        <w:rPr>
+          <w:rStyle w:val="Textoennegrita"/>
+        </w:rPr>
+        <w:t xml:space="preserve"> </w:t>
+      </w:r>
+      <w:proofErr w:type="spellStart"/>
+      <w:r>
+        <w:rPr>
+          <w:rStyle w:val="Textoennegrita"/>
+        </w:rPr>
+        <w:t>on</w:t>
+      </w:r>
+      <w:proofErr w:type="spellEnd"/>
+      <w:r>
+        <w:rPr>
+          <w:rStyle w:val="Textoennegrita"/>
+        </w:rPr>
+        <w:t xml:space="preserve"> </w:t>
+      </w:r>
+      <w:proofErr w:type="spellStart"/>
+      <w:r>
+        <w:rPr>
+          <w:rStyle w:val="Textoennegrita"/>
+        </w:rPr>
+        <w:t>Assets</w:t>
+      </w:r>
+      <w:proofErr w:type="spellEnd"/>
+      <w:r>
+        <w:rPr>
+          <w:rStyle w:val="Textoennegrita"/>
+        </w:rPr>
+        <w:t>)</w:t>
       </w:r>
       <w:r>
         <w:t>.</w:t>
@@ -8716,7 +7240,13 @@
                               <w:rPr>
                                 <w:highlight w:val="magenta"/>
                               </w:rPr>
-                              <w:t>resultados)</w:t>
+                              <w:t>ganancias y pérdidas</w:t>
+                            </w:r>
+                            <w:r>
+                              <w:rPr>
+                                <w:highlight w:val="magenta"/>
+                              </w:rPr>
+                              <w:t>)</w:t>
                             </w:r>
                             <w:r>
                               <w:rPr>
@@ -8798,7 +7328,11 @@
           </mc:Choice>
           <mc:Fallback>
             <w:pict>
-              <v:shape w14:anchorId="3E4384C5" id="Cuadro de texto 7" o:spid="_x0000_s1028" type="#_x0000_t202" style="width:2in;height:2in;visibility:visible;mso-wrap-style:none;mso-left-percent:-10001;mso-top-percent:-10001;mso-position-horizontal:absolute;mso-position-horizontal-relative:char;mso-position-vertical:absolute;mso-position-vertical-relative:line;mso-left-percent:-10001;mso-top-percent:-10001;v-text-anchor:top" o:gfxdata="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" fillcolor="white [3201]" strokecolor="#4f81bd [3204]" strokeweight="2pt">
+              <v:shapetype w14:anchorId="3E4384C5" id="_x0000_t202" coordsize="21600,21600" o:spt="202" path="m,l,21600r21600,l21600,xe">
+                <v:stroke joinstyle="miter"/>
+                <v:path gradientshapeok="t" o:connecttype="rect"/>
+              </v:shapetype>
+              <v:shape id="Cuadro de texto 7" o:spid="_x0000_s1028" type="#_x0000_t202" style="width:2in;height:2in;visibility:visible;mso-wrap-style:none;mso-left-percent:-10001;mso-top-percent:-10001;mso-position-horizontal:absolute;mso-position-horizontal-relative:char;mso-position-vertical:absolute;mso-position-vertical-relative:line;mso-left-percent:-10001;mso-top-percent:-10001;v-text-anchor:top" o:gfxdata="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" fillcolor="white [3201]" strokecolor="#4f81bd [3204]" strokeweight="2pt">
                 <v:textbox style="mso-fit-shape-to-text:t">
                   <w:txbxContent>
                     <w:p>
@@ -8852,7 +7386,13 @@
                         <w:rPr>
                           <w:highlight w:val="magenta"/>
                         </w:rPr>
-                        <w:t>resultados)</w:t>
+                        <w:t>ganancias y pérdidas</w:t>
+                      </w:r>
+                      <w:r>
+                        <w:rPr>
+                          <w:highlight w:val="magenta"/>
+                        </w:rPr>
+                        <w:t>)</w:t>
                       </w:r>
                       <w:r>
                         <w:rPr>
@@ -11060,10 +9600,16 @@
         <w:pStyle w:val="Prrafodelista"/>
       </w:pPr>
       <w:r>
-        <w:t>G</w:t>
-      </w:r>
-      <w:r>
-        <w:t>astos directamente relacionados con la producción o adquisición de bienes y servicios vendidos.</w:t>
+        <w:rPr>
+          <w:highlight w:val="magenta"/>
+        </w:rPr>
+        <w:t>Erogación relacionada directamente con la producción</w:t>
+      </w:r>
+      <w:r>
+        <w:rPr>
+          <w:highlight w:val="magenta"/>
+        </w:rPr>
+        <w:t>.</w:t>
       </w:r>
     </w:p>
     <w:p>
@@ -11244,12 +9790,12 @@
           <w:b/>
           <w:bCs/>
         </w:rPr>
+        <w:t>Definición</w:t>
+      </w:r>
+    </w:p>
+    <w:p>
+      <w:r>
         <w:lastRenderedPageBreak/>
-        <w:t>Definición</w:t>
-      </w:r>
-    </w:p>
-    <w:p>
-      <w:r>
         <w:t>El estado de flujo de efectivo muestra cómo la empresa genera y utiliza el efectivo en un período determinado.</w:t>
       </w:r>
     </w:p>
@@ -11876,8 +10422,19 @@
           <w:sz w:val="22"/>
           <w:szCs w:val="22"/>
         </w:rPr>
-        <w:t>Comparación intertemporal</w:t>
-      </w:r>
+        <w:t xml:space="preserve">Comparación </w:t>
+      </w:r>
+      <w:proofErr w:type="spellStart"/>
+      <w:r>
+        <w:rPr>
+          <w:rStyle w:val="Textoennegrita"/>
+          <w:rFonts w:ascii="Arial" w:hAnsi="Arial" w:cs="Arial"/>
+          <w:sz w:val="22"/>
+          <w:szCs w:val="22"/>
+        </w:rPr>
+        <w:t>intertemporal</w:t>
+      </w:r>
+      <w:proofErr w:type="spellEnd"/>
     </w:p>
     <w:p>
       <w:pPr>
@@ -16627,8 +15184,18 @@
                 <w:sz w:val="22"/>
                 <w:szCs w:val="22"/>
               </w:rPr>
-              <w:t>Nava Rosillón</w:t>
-            </w:r>
+              <w:t xml:space="preserve">Nava </w:t>
+            </w:r>
+            <w:proofErr w:type="spellStart"/>
+            <w:r>
+              <w:rPr>
+                <w:b w:val="0"/>
+                <w:sz w:val="22"/>
+                <w:szCs w:val="22"/>
+              </w:rPr>
+              <w:t>Rosillón</w:t>
+            </w:r>
+            <w:proofErr w:type="spellEnd"/>
             <w:r>
               <w:rPr>
                 <w:b w:val="0"/>
@@ -32410,10 +30977,6 @@
 </file>
 
 <file path=customXml/item1.xml><?xml version="1.0" encoding="utf-8"?>
-<b:Sources xmlns:b="http://schemas.openxmlformats.org/officeDocument/2006/bibliography" xmlns="http://schemas.openxmlformats.org/officeDocument/2006/bibliography" SelectedStyle="\APASixthEditionOfficeOnline.xsl" StyleName="APA" Version="6"/>
-</file>
-
-<file path=customXml/item2.xml><?xml version="1.0" encoding="utf-8"?>
 <p:properties xmlns:p="http://schemas.microsoft.com/office/2006/metadata/properties" xmlns:xsi="http://www.w3.org/2001/XMLSchema-instance" xmlns:pc="http://schemas.microsoft.com/office/infopath/2007/PartnerControls">
   <documentManagement>
     <TaxCatchAll xmlns="cb45339b-ced9-4d0d-8f64-77573914d53b" xsi:nil="true"/>
@@ -32424,7 +30987,7 @@
 </p:properties>
 </file>
 
-<file path=customXml/item3.xml><?xml version="1.0" encoding="utf-8"?>
+<file path=customXml/item2.xml><?xml version="1.0" encoding="utf-8"?>
 <ct:contentTypeSchema xmlns:ct="http://schemas.microsoft.com/office/2006/metadata/contentType" xmlns:ma="http://schemas.microsoft.com/office/2006/metadata/properties/metaAttributes" ct:_="" ma:_="" ma:contentTypeName="Documento" ma:contentTypeID="0x01010049282E1EDBE9234EA9E6D38F720E265F" ma:contentTypeVersion="15" ma:contentTypeDescription="Crear nuevo documento." ma:contentTypeScope="" ma:versionID="b31c7aa9eaf043a08b87120b3c4916e3">
   <xsd:schema xmlns:xsd="http://www.w3.org/2001/XMLSchema" xmlns:xs="http://www.w3.org/2001/XMLSchema" xmlns:p="http://schemas.microsoft.com/office/2006/metadata/properties" xmlns:ns2="cb45339b-ced9-4d0d-8f64-77573914d53b" xmlns:ns3="43a3ca16-9c26-4813-b83f-4aec9927b43f" targetNamespace="http://schemas.microsoft.com/office/2006/metadata/properties" ma:root="true" ma:fieldsID="3533d065b04d75c457075bc55f1f5315" ns2:_="" ns3:_="">
     <xsd:import namespace="cb45339b-ced9-4d0d-8f64-77573914d53b"/>
@@ -32659,7 +31222,7 @@
 </ct:contentTypeSchema>
 </file>
 
-<file path=customXml/item4.xml><?xml version="1.0" encoding="utf-8"?>
+<file path=customXml/item3.xml><?xml version="1.0" encoding="utf-8"?>
 <?mso-contentType ?>
 <FormTemplates xmlns="http://schemas.microsoft.com/sharepoint/v3/contenttype/forms">
   <Display>DocumentLibraryForm</Display>
@@ -32668,21 +31231,17 @@
 </FormTemplates>
 </file>
 
-<file path=customXml/item5.xml><?xml version="1.0" encoding="utf-8"?>
+<file path=customXml/item4.xml><?xml version="1.0" encoding="utf-8"?>
 <go:gDocsCustomXmlDataStorage xmlns:go="http://customooxmlschemas.google.com/" xmlns:r="http://schemas.openxmlformats.org/officeDocument/2006/relationships">
   <go:docsCustomData xmlns:go="http://customooxmlschemas.google.com/" roundtripDataSignature="AMtx7mgVwfTnThMJ3osM2v0+q+LoagmeAQ==">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</go:docsCustomData>
 </go:gDocsCustomXmlDataStorage>
 </file>
 
-<file path=customXml/itemProps1.xml><?xml version="1.0" encoding="utf-8"?>
-<ds:datastoreItem xmlns:ds="http://schemas.openxmlformats.org/officeDocument/2006/customXml" ds:itemID="{38764101-2335-4F61-B9FE-803B6CAB9D10}">
-  <ds:schemaRefs>
-    <ds:schemaRef ds:uri="http://schemas.openxmlformats.org/officeDocument/2006/bibliography"/>
-  </ds:schemaRefs>
-</ds:datastoreItem>
+<file path=customXml/item5.xml><?xml version="1.0" encoding="utf-8"?>
+<b:Sources xmlns:b="http://schemas.openxmlformats.org/officeDocument/2006/bibliography" xmlns="http://schemas.openxmlformats.org/officeDocument/2006/bibliography" SelectedStyle="\APASixthEditionOfficeOnline.xsl" StyleName="APA" Version="6"/>
 </file>
 
-<file path=customXml/itemProps2.xml><?xml version="1.0" encoding="utf-8"?>
+<file path=customXml/itemProps1.xml><?xml version="1.0" encoding="utf-8"?>
 <ds:datastoreItem xmlns:ds="http://schemas.openxmlformats.org/officeDocument/2006/customXml" ds:itemID="{F37F9110-465B-45DF-8B3C-CE0F643F750C}">
   <ds:schemaRefs>
     <ds:schemaRef ds:uri="http://schemas.microsoft.com/office/2006/metadata/properties"/>
@@ -32693,7 +31252,7 @@
 </ds:datastoreItem>
 </file>
 
-<file path=customXml/itemProps3.xml><?xml version="1.0" encoding="utf-8"?>
+<file path=customXml/itemProps2.xml><?xml version="1.0" encoding="utf-8"?>
 <ds:datastoreItem xmlns:ds="http://schemas.openxmlformats.org/officeDocument/2006/customXml" ds:itemID="{ED6437D9-A551-4381-A4D8-61C9A3C28C16}">
   <ds:schemaRefs>
     <ds:schemaRef ds:uri="http://schemas.microsoft.com/office/2006/metadata/contentType"/>
@@ -32712,7 +31271,7 @@
 </ds:datastoreItem>
 </file>
 
-<file path=customXml/itemProps4.xml><?xml version="1.0" encoding="utf-8"?>
+<file path=customXml/itemProps3.xml><?xml version="1.0" encoding="utf-8"?>
 <ds:datastoreItem xmlns:ds="http://schemas.openxmlformats.org/officeDocument/2006/customXml" ds:itemID="{7E446165-1B4B-4805-A1B6-93D4094688E3}">
   <ds:schemaRefs>
     <ds:schemaRef ds:uri="http://schemas.microsoft.com/sharepoint/v3/contenttype/forms"/>
@@ -32720,11 +31279,19 @@
 </ds:datastoreItem>
 </file>
 
-<file path=customXml/itemProps5.xml><?xml version="1.0" encoding="utf-8"?>
+<file path=customXml/itemProps4.xml><?xml version="1.0" encoding="utf-8"?>
 <ds:datastoreItem xmlns:ds="http://schemas.openxmlformats.org/officeDocument/2006/customXml" ds:itemID="{11111111-1234-1234-1234-123412341234}">
   <ds:schemaRefs>
     <ds:schemaRef ds:uri="http://customooxmlschemas.google.com/"/>
     <ds:schemaRef ds:uri="http://schemas.openxmlformats.org/officeDocument/2006/relationships"/>
   </ds:schemaRefs>
 </ds:datastoreItem>
+</file>
+
+<file path=customXml/itemProps5.xml><?xml version="1.0" encoding="utf-8"?>
+<ds:datastoreItem xmlns:ds="http://schemas.openxmlformats.org/officeDocument/2006/customXml" ds:itemID="{38764101-2335-4F61-B9FE-803B6CAB9D10}">
+  <ds:schemaRefs>
+    <ds:schemaRef ds:uri="http://schemas.openxmlformats.org/officeDocument/2006/bibliography"/>
+  </ds:schemaRefs>
+</ds:datastoreItem>
 </file>